--- a/flex/JavaScript_DOM_Interview_Notes.docx
+++ b/flex/JavaScript_DOM_Interview_Notes.docx
@@ -13,29 +13,6 @@
           <w:sz w:val="21"/>
         </w:rPr>
         <w:t>JavaScript DOM — Interview &amp; Understanding Notes</w:t>
-      </w:r>
-    </w:p>
-    <w:p>
-      <w:pPr>
-        <w:rPr>
-          <w:rFonts w:ascii="Calibri" w:hAnsi="Calibri"/>
-          <w:sz w:val="21"/>
-        </w:rPr>
-      </w:pPr>
-      <w:r>
-        <w:rPr>
-          <w:rFonts w:ascii="Calibri" w:hAnsi="Calibri"/>
-          <w:b/>
-          <w:sz w:val="21"/>
-        </w:rPr>
-        <w:t xml:space="preserve">Purpose: </w:t>
-      </w:r>
-      <w:r>
-        <w:rPr>
-          <w:rFonts w:ascii="Calibri" w:hAnsi="Calibri"/>
-          <w:sz w:val="21"/>
-        </w:rPr>
-        <w:t>Short, practical notes focused on the important concepts from the provided class notes, with interview-ready explanations.</w:t>
       </w:r>
     </w:p>
     <w:p>
@@ -61,15 +38,7 @@
     </w:p>
     <w:p>
       <w:r>
-        <w:t xml:space="preserve">&lt;script </w:t>
-      </w:r>
-      <w:proofErr w:type="spellStart"/>
-      <w:r>
-        <w:t>src</w:t>
-      </w:r>
-      <w:proofErr w:type="spellEnd"/>
-      <w:r>
-        <w:t>="script.js"&gt;&lt;/script&gt;</w:t>
+        <w:t>&lt;script src="script.js"&gt;&lt;/script&gt;</w:t>
       </w:r>
     </w:p>
     <w:p>
@@ -94,7 +63,18 @@
     </w:p>
     <w:p>
       <w:r>
-        <w:t xml:space="preserve">It is browser’s object (not JavaScript’s) </w:t>
+        <w:t>The window object represents an open window in a browser.</w:t>
+      </w:r>
+      <w:r>
+        <w:t xml:space="preserve"> </w:t>
+      </w:r>
+      <w:proofErr w:type="gramStart"/>
+      <w:r>
+        <w:t>it</w:t>
+      </w:r>
+      <w:proofErr w:type="gramEnd"/>
+      <w:r>
+        <w:t xml:space="preserve"> is browser’s object (not JavaScript’s) </w:t>
       </w:r>
       <w:r>
         <w:t>which</w:t>
@@ -105,23 +85,38 @@
     </w:p>
     <w:p>
       <w:r>
-        <w:t>It is a global object with lots of properties &amp; methods.</w:t>
+        <w:t xml:space="preserve">It is a global object </w:t>
+      </w:r>
+      <w:r>
+        <w:t xml:space="preserve">which contains </w:t>
+      </w:r>
+      <w:r>
+        <w:t>properties &amp; methods.</w:t>
       </w:r>
     </w:p>
-    <w:p/>
     <w:p>
       <w:pPr>
+        <w:jc w:val="both"/>
         <w:rPr>
           <w:rFonts w:ascii="Calibri" w:hAnsi="Calibri"/>
           <w:sz w:val="21"/>
         </w:rPr>
       </w:pPr>
+      <w:proofErr w:type="gramStart"/>
       <w:r>
         <w:rPr>
           <w:rFonts w:ascii="Calibri" w:hAnsi="Calibri"/>
           <w:sz w:val="21"/>
         </w:rPr>
-        <w:t>window.document and document refer to the same document object in browser JavaScript.</w:t>
+        <w:t>window.document</w:t>
+      </w:r>
+      <w:proofErr w:type="gramEnd"/>
+      <w:r>
+        <w:rPr>
+          <w:rFonts w:ascii="Calibri" w:hAnsi="Calibri"/>
+          <w:sz w:val="21"/>
+        </w:rPr>
+        <w:t xml:space="preserve"> and document refer to the same document object in browser JavaScript.</w:t>
       </w:r>
     </w:p>
     <w:p>
@@ -155,26 +150,14 @@
           <w:rFonts w:ascii="Calibri" w:hAnsi="Calibri"/>
           <w:sz w:val="21"/>
         </w:rPr>
-        <w:t>When a web page loads, the browser creates a DOM (Document Object Model) from the HTML. The DOM represents the page as objects that JavaScript can access and manipulate.</w:t>
-      </w:r>
-    </w:p>
-    <w:p>
-      <w:pPr>
-        <w:rPr>
-          <w:rFonts w:ascii="Calibri" w:hAnsi="Calibri"/>
-          <w:sz w:val="21"/>
-        </w:rPr>
-      </w:pPr>
-      <w:r>
-        <w:rPr>
-          <w:rFonts w:ascii="Calibri" w:hAnsi="Calibri"/>
-          <w:sz w:val="21"/>
-        </w:rPr>
         <w:t>DOM is a programming interface created by the browser from an HTML document. It represents the page as objects in a tree structure, allowing JavaScript to access and modify HTML elements.</w:t>
       </w:r>
     </w:p>
     <w:p>
       <w:r>
+        <w:rPr>
+          <w:noProof/>
+        </w:rPr>
         <w:drawing>
           <wp:inline distT="0" distB="0" distL="0" distR="0" wp14:anchorId="2D9EB741" wp14:editId="3CE902CB">
             <wp:extent cx="2543530" cy="1876687"/>
@@ -398,6 +381,7 @@
           </w:tcPr>
           <w:p>
             <w:r>
+              <w:lastRenderedPageBreak/>
               <w:t>getElementsByTagName("p")</w:t>
             </w:r>
           </w:p>
@@ -429,29 +413,8 @@
             <w:tcW w:w="2880" w:type="dxa"/>
           </w:tcPr>
           <w:p>
-            <w:proofErr w:type="spellStart"/>
             <w:r>
-              <w:t>document.querySelector</w:t>
-            </w:r>
-            <w:proofErr w:type="spellEnd"/>
-            <w:r>
-              <w:t>(“#</w:t>
-            </w:r>
-            <w:proofErr w:type="spellStart"/>
-            <w:r>
-              <w:t>myId</w:t>
-            </w:r>
-            <w:proofErr w:type="spellEnd"/>
-            <w:r>
-              <w:t xml:space="preserve"> / .</w:t>
-            </w:r>
-            <w:proofErr w:type="spellStart"/>
-            <w:r>
-              <w:t>myClass</w:t>
-            </w:r>
-            <w:proofErr w:type="spellEnd"/>
-            <w:r>
-              <w:t xml:space="preserve"> / tag”)</w:t>
+              <w:t>document.querySelector(“#myId / .myClass / tag”)</w:t>
             </w:r>
           </w:p>
         </w:tc>
@@ -482,29 +445,8 @@
             <w:tcW w:w="2880" w:type="dxa"/>
           </w:tcPr>
           <w:p>
-            <w:proofErr w:type="spellStart"/>
             <w:r>
-              <w:t>document.querySelectorAll</w:t>
-            </w:r>
-            <w:proofErr w:type="spellEnd"/>
-            <w:r>
-              <w:t>(“#</w:t>
-            </w:r>
-            <w:proofErr w:type="spellStart"/>
-            <w:r>
-              <w:t>myId</w:t>
-            </w:r>
-            <w:proofErr w:type="spellEnd"/>
-            <w:r>
-              <w:t xml:space="preserve"> / .</w:t>
-            </w:r>
-            <w:proofErr w:type="spellStart"/>
-            <w:r>
-              <w:t>myClass</w:t>
-            </w:r>
-            <w:proofErr w:type="spellEnd"/>
-            <w:r>
-              <w:t xml:space="preserve"> / tag”)</w:t>
+              <w:t>document.querySelectorAll(“#myId / .myClass / tag”)</w:t>
             </w:r>
           </w:p>
         </w:tc>
@@ -536,7 +478,6 @@
             <w:r>
               <w:t xml:space="preserve"> as a </w:t>
             </w:r>
-            <w:proofErr w:type="spellStart"/>
             <w:r>
               <w:rPr>
                 <w:b/>
@@ -544,7 +485,6 @@
               </w:rPr>
               <w:t>NodeList</w:t>
             </w:r>
-            <w:proofErr w:type="spellEnd"/>
             <w:r>
               <w:t>.</w:t>
             </w:r>
@@ -826,7 +766,6 @@
           <w:rFonts w:ascii="Calibri" w:hAnsi="Calibri"/>
           <w:sz w:val="21"/>
         </w:rPr>
-        <w:lastRenderedPageBreak/>
         <w:t>innerText → visible text</w:t>
       </w:r>
     </w:p>
@@ -851,6 +790,7 @@
           <w:rFonts w:ascii="Calibri" w:hAnsi="Calibri"/>
           <w:sz w:val="21"/>
         </w:rPr>
+        <w:lastRenderedPageBreak/>
         <w:t>8. Script placement and DOM availability</w:t>
       </w:r>
     </w:p>
@@ -1120,7 +1060,6 @@
           <w:rFonts w:ascii="Calibri" w:hAnsi="Calibri"/>
           <w:sz w:val="21"/>
         </w:rPr>
-        <w:lastRenderedPageBreak/>
         <w:t>A: querySelector returns the first match; querySelectorAll returns all matches.</w:t>
       </w:r>
     </w:p>
@@ -1140,6 +1079,7 @@
           <w:rFonts w:ascii="Calibri" w:hAnsi="Calibri"/>
           <w:sz w:val="21"/>
         </w:rPr>
+        <w:lastRenderedPageBreak/>
         <w:t>A: innerHTML works with the HTML/content inside an element; innerText returns its text content.</w:t>
       </w:r>
     </w:p>
